--- a/klagomål/A 31059-2026 FSC-klagomål.docx
+++ b/klagomål/A 31059-2026 FSC-klagomål.docx
@@ -939,7 +939,7 @@
     <w:r>
       <w:tab/>
       <w:tab/>
-      <w:t>2026-07-14</w:t>
+      <w:t>2026-07-15</w:t>
       <w:br/>
       <w:br/>
     </w:r>

--- a/klagomål/A 31059-2026 FSC-klagomål.docx
+++ b/klagomål/A 31059-2026 FSC-klagomål.docx
@@ -939,7 +939,7 @@
     <w:r>
       <w:tab/>
       <w:tab/>
-      <w:t>2026-07-15</w:t>
+      <w:t>2026-07-16</w:t>
       <w:br/>
       <w:br/>
     </w:r>

--- a/klagomål/A 31059-2026 FSC-klagomål.docx
+++ b/klagomål/A 31059-2026 FSC-klagomål.docx
@@ -939,7 +939,7 @@
     <w:r>
       <w:tab/>
       <w:tab/>
-      <w:t>2026-07-16</w:t>
+      <w:t>2026-07-17</w:t>
       <w:br/>
       <w:br/>
     </w:r>

--- a/klagomål/A 31059-2026 FSC-klagomål.docx
+++ b/klagomål/A 31059-2026 FSC-klagomål.docx
@@ -939,7 +939,7 @@
     <w:r>
       <w:tab/>
       <w:tab/>
-      <w:t>2026-07-17</w:t>
+      <w:t>2026-07-18</w:t>
       <w:br/>
       <w:br/>
     </w:r>

--- a/klagomål/A 31059-2026 FSC-klagomål.docx
+++ b/klagomål/A 31059-2026 FSC-klagomål.docx
@@ -939,7 +939,7 @@
     <w:r>
       <w:tab/>
       <w:tab/>
-      <w:t>2026-07-18</w:t>
+      <w:t>2026-07-19</w:t>
       <w:br/>
       <w:br/>
     </w:r>

--- a/klagomål/A 31059-2026 FSC-klagomål.docx
+++ b/klagomål/A 31059-2026 FSC-klagomål.docx
@@ -939,7 +939,7 @@
     <w:r>
       <w:tab/>
       <w:tab/>
-      <w:t>2026-07-19</w:t>
+      <w:t>2026-07-20</w:t>
       <w:br/>
       <w:br/>
     </w:r>

--- a/klagomål/A 31059-2026 FSC-klagomål.docx
+++ b/klagomål/A 31059-2026 FSC-klagomål.docx
@@ -939,7 +939,7 @@
     <w:r>
       <w:tab/>
       <w:tab/>
-      <w:t>2026-07-20</w:t>
+      <w:t>2026-07-21</w:t>
       <w:br/>
       <w:br/>
     </w:r>

--- a/klagomål/A 31059-2026 FSC-klagomål.docx
+++ b/klagomål/A 31059-2026 FSC-klagomål.docx
@@ -939,7 +939,7 @@
     <w:r>
       <w:tab/>
       <w:tab/>
-      <w:t>2026-07-21</w:t>
+      <w:t>2026-07-22</w:t>
       <w:br/>
       <w:br/>
     </w:r>

--- a/klagomål/A 31059-2026 FSC-klagomål.docx
+++ b/klagomål/A 31059-2026 FSC-klagomål.docx
@@ -939,7 +939,7 @@
     <w:r>
       <w:tab/>
       <w:tab/>
-      <w:t>2026-07-22</w:t>
+      <w:t>2026-07-23</w:t>
       <w:br/>
       <w:br/>
     </w:r>

--- a/klagomål/A 31059-2026 FSC-klagomål.docx
+++ b/klagomål/A 31059-2026 FSC-klagomål.docx
@@ -939,7 +939,7 @@
     <w:r>
       <w:tab/>
       <w:tab/>
-      <w:t>2026-07-23</w:t>
+      <w:t>2026-07-24</w:t>
       <w:br/>
       <w:br/>
     </w:r>

--- a/klagomål/A 31059-2026 FSC-klagomål.docx
+++ b/klagomål/A 31059-2026 FSC-klagomål.docx
@@ -939,7 +939,7 @@
     <w:r>
       <w:tab/>
       <w:tab/>
-      <w:t>2026-07-24</w:t>
+      <w:t>2026-07-25</w:t>
       <w:br/>
       <w:br/>
     </w:r>

--- a/klagomål/A 31059-2026 FSC-klagomål.docx
+++ b/klagomål/A 31059-2026 FSC-klagomål.docx
@@ -939,7 +939,7 @@
     <w:r>
       <w:tab/>
       <w:tab/>
-      <w:t>2026-07-25</w:t>
+      <w:t>2026-07-26</w:t>
       <w:br/>
       <w:br/>
     </w:r>

--- a/klagomål/A 31059-2026 FSC-klagomål.docx
+++ b/klagomål/A 31059-2026 FSC-klagomål.docx
@@ -939,7 +939,7 @@
     <w:r>
       <w:tab/>
       <w:tab/>
-      <w:t>2026-07-26</w:t>
+      <w:t>2026-07-27</w:t>
       <w:br/>
       <w:br/>
     </w:r>

--- a/klagomål/A 31059-2026 FSC-klagomål.docx
+++ b/klagomål/A 31059-2026 FSC-klagomål.docx
@@ -939,7 +939,7 @@
     <w:r>
       <w:tab/>
       <w:tab/>
-      <w:t>2026-07-27</w:t>
+      <w:t>2026-07-28</w:t>
       <w:br/>
       <w:br/>
     </w:r>

--- a/klagomål/A 31059-2026 FSC-klagomål.docx
+++ b/klagomål/A 31059-2026 FSC-klagomål.docx
@@ -939,7 +939,7 @@
     <w:r>
       <w:tab/>
       <w:tab/>
-      <w:t>2026-07-28</w:t>
+      <w:t>2026-07-29</w:t>
       <w:br/>
       <w:br/>
     </w:r>

--- a/klagomål/A 31059-2026 FSC-klagomål.docx
+++ b/klagomål/A 31059-2026 FSC-klagomål.docx
@@ -939,7 +939,7 @@
     <w:r>
       <w:tab/>
       <w:tab/>
-      <w:t>2026-07-29</w:t>
+      <w:t>2026-07-30</w:t>
       <w:br/>
       <w:br/>
     </w:r>

--- a/klagomål/A 31059-2026 FSC-klagomål.docx
+++ b/klagomål/A 31059-2026 FSC-klagomål.docx
@@ -939,7 +939,7 @@
     <w:r>
       <w:tab/>
       <w:tab/>
-      <w:t>2026-07-30</w:t>
+      <w:t>2026-07-31</w:t>
       <w:br/>
       <w:br/>
     </w:r>

--- a/klagomål/A 31059-2026 FSC-klagomål.docx
+++ b/klagomål/A 31059-2026 FSC-klagomål.docx
@@ -939,7 +939,7 @@
     <w:r>
       <w:tab/>
       <w:tab/>
-      <w:t>2026-07-31</w:t>
+      <w:t>2026-08-01</w:t>
       <w:br/>
       <w:br/>
     </w:r>

--- a/klagomål/A 31059-2026 FSC-klagomål.docx
+++ b/klagomål/A 31059-2026 FSC-klagomål.docx
@@ -939,7 +939,7 @@
     <w:r>
       <w:tab/>
       <w:tab/>
-      <w:t>2026-08-01</w:t>
+      <w:t>2026-08-02</w:t>
       <w:br/>
       <w:br/>
     </w:r>

--- a/klagomål/A 31059-2026 FSC-klagomål.docx
+++ b/klagomål/A 31059-2026 FSC-klagomål.docx
@@ -939,7 +939,7 @@
     <w:r>
       <w:tab/>
       <w:tab/>
-      <w:t>2026-08-02</w:t>
+      <w:t>2026-08-03</w:t>
       <w:br/>
       <w:br/>
     </w:r>

--- a/klagomål/A 31059-2026 FSC-klagomål.docx
+++ b/klagomål/A 31059-2026 FSC-klagomål.docx
@@ -939,7 +939,7 @@
     <w:r>
       <w:tab/>
       <w:tab/>
-      <w:t>2026-08-03</w:t>
+      <w:t>2026-08-05</w:t>
       <w:br/>
       <w:br/>
     </w:r>

--- a/klagomål/A 31059-2026 FSC-klagomål.docx
+++ b/klagomål/A 31059-2026 FSC-klagomål.docx
@@ -939,7 +939,7 @@
     <w:r>
       <w:tab/>
       <w:tab/>
-      <w:t>2026-08-05</w:t>
+      <w:t>2026-08-07</w:t>
       <w:br/>
       <w:br/>
     </w:r>

--- a/klagomål/A 31059-2026 FSC-klagomål.docx
+++ b/klagomål/A 31059-2026 FSC-klagomål.docx
@@ -939,7 +939,7 @@
     <w:r>
       <w:tab/>
       <w:tab/>
-      <w:t>2026-08-07</w:t>
+      <w:t>2026-08-08</w:t>
       <w:br/>
       <w:br/>
     </w:r>

--- a/klagomål/A 31059-2026 FSC-klagomål.docx
+++ b/klagomål/A 31059-2026 FSC-klagomål.docx
@@ -178,7 +178,7 @@
       <w:r>
         <w:drawing>
           <wp:inline xmlns:a="http://schemas.openxmlformats.org/drawingml/2006/main" xmlns:pic="http://schemas.openxmlformats.org/drawingml/2006/picture">
-            <wp:extent cx="5486400" cy="5231876"/>
+            <wp:extent cx="5486400" cy="5350654"/>
             <wp:docPr id="1" name="Picture 1"/>
             <wp:cNvGraphicFramePr>
               <a:graphicFrameLocks noChangeAspect="1"/>
@@ -199,7 +199,7 @@
                   <pic:spPr>
                     <a:xfrm>
                       <a:off x="0" y="0"/>
-                      <a:ext cx="5486400" cy="5231876"/>
+                      <a:ext cx="5486400" cy="5350654"/>
                     </a:xfrm>
                     <a:prstGeom prst="rect"/>
                   </pic:spPr>
@@ -216,12 +216,12 @@
         <w:spacing w:after="240"/>
       </w:pPr>
       <w:r>
-        <w:t>Figur 1. Fyndplatser för naturvårdsarter i och inom 19 meter från avverkningsanmälan. Markörer utan svart kant är placerade på fyndplatsen. Markörer med svart kant är placerade vid sidan av fyndplatsen har ett svart streck som visar fyndplatsens exakta position. Kartans mittpunktskoordinat är N 6617764, E 557776 i SWEREF 99 TM.</w:t>
+        <w:t>Figur 1. Fyndplatser för naturvårdsarter i och inom 19 meter från avverkningsanmälan. Markörer utan svart kant är placerade på fyndplatsen. Markörer med svart kant är placerade vid sidan av fyndplatsen och har ett svart streck som visar fyndplatsens exakta position. Kartans mittpunktskoordinat är N 6617764, E 557776 i SWEREF 99 TM.</w:t>
       </w:r>
     </w:p>
     <w:p>
       <w:r>
-        <w:t>I och inom 19 meter från avverkningsanmälan finns fynd av 10 naturvårdsarter, varav 4 är rödlistade, 8 är fridlysta, 4 är typiska (T) och 1 är signalart (S): bombmurkla (EN, §8), dofttaggsvamp (NT, T), talltita (NT, §4), vårärt (NT, T), grönkulla (S, T, §8), blåsippa (T, §9), åkergroda (§4a), nattviol (§8), lopplummer (aggregat) (§9) och revlummer (§9). Se Figur 1.</w:t>
+        <w:t>I och inom 19 meter från avverkningsanmälan finns fynd av 13 naturvårdsarter, varav 6 är rödlistade, 11 är fridlysta, 4 är typiska (T) och 1 är signalart (S): bombmurkla (EN, §8), brunlångöra (NT, §4a), dofttaggsvamp (NT, T), nordfladdermus (NT, §4a), talltita (NT, §4), vårärt (NT, T), grönkulla (S, T, §8), blåsippa (T, §9), dvärgpipistrell (§4a), åkergroda (§4a), nattviol (§8), lopplummer (aggregat) (§9) och revlummer (§9). Se Figur 1.</w:t>
       </w:r>
     </w:p>
     <w:p>
@@ -272,6 +272,35 @@
         <w:rPr>
           <w:b/>
         </w:rPr>
+        <w:t>Brunlångöra (NT, §4a)</w:t>
+      </w:r>
+      <w:r>
+        <w:t xml:space="preserve"> omfattas av bilaga 4 EU:s art- och habitatdirektiv vilket innebär att arten och dess livsmiljöer är strikt skyddade. Brunlångöra förekommer framförallt inne i relativt tät skog men födosöker också i trädgårdar, parker och hagar. Den har minskat med 17,5 (5–30) % under de senaste 21 åren och minskningstakten för den svenska populationen bedöms vara nära gränsvärdet för Sårbar (VU). (A2bc). Brunlångöra är typisk art för </w:t>
+      </w:r>
+      <w:r>
+        <w:rPr>
+          <w:i/>
+        </w:rPr>
+        <w:t>8310 Grottor</w:t>
+      </w:r>
+      <w:r>
+        <w:t xml:space="preserve"> och </w:t>
+      </w:r>
+      <w:r>
+        <w:rPr>
+          <w:i/>
+        </w:rPr>
+        <w:t>8330</w:t>
+      </w:r>
+      <w:r>
+        <w:t xml:space="preserve"> (SLU Artdatabanken, 2024).</w:t>
+      </w:r>
+    </w:p>
+    <w:p>
+      <w:r>
+        <w:rPr>
+          <w:b/>
+        </w:rPr>
         <w:t xml:space="preserve">Dofttaggsvamp (NT) </w:t>
       </w:r>
       <w:r>
@@ -292,6 +321,17 @@
         <w:rPr>
           <w:b/>
         </w:rPr>
+        <w:t>Nordfladdermus (NT, §4a)</w:t>
+      </w:r>
+      <w:r>
+        <w:t xml:space="preserve"> omfattas av bilaga 4 EU:s art- och habitatdirektiv vilket innebär ett strikt skydd där arten och dess livsmiljöer ska bevaras. Nordfladdermus föredrar variationsrik skog med förekomst av sjöar, vattendrag och våtmarker och hittas framförallt i halvöppna miljöer som trädbärande beteshagar och i kantzoner mellan skog och odlingsmark. Den undviker stora öppna områden som stora hyggen och större sammanhängande planteringar vilket minskar längden bryn och landskapets heterogenitet och därmed födotillgången och mängden lämpliga jaktplatser. Skogsbruksåtgärder som leder till minskad förekomst av äldre, gles skog och då särskilt tillgång på hålträd och träd med löst sittande bark kan leda till brist på koloniplatser och viloplatser. Nordfladdermus har minskat med 27,5 (5–50) % under de senaste 21 åren och minskningstakten för den svenska populationen bedöms vara nära gränsvärdet för Sårbar (VU). (A2bc) (SLU Artdatabanken, 2024; Skogsstyrelsen, 2016).</w:t>
+      </w:r>
+    </w:p>
+    <w:p>
+      <w:r>
+        <w:rPr>
+          <w:b/>
+        </w:rPr>
         <w:t>Talltita (NT, §4)</w:t>
       </w:r>
       <w:r>
@@ -383,6 +423,17 @@
       </w:r>
       <w:r>
         <w:t xml:space="preserve"> (SLU Artdatabanken, 2025).</w:t>
+      </w:r>
+    </w:p>
+    <w:p>
+      <w:r>
+        <w:rPr>
+          <w:b/>
+        </w:rPr>
+        <w:t>Dvärgpipistrell (§4a)</w:t>
+      </w:r>
+      <w:r>
+        <w:t xml:space="preserve"> omfattas av bilaga 4 EU:s art- och habitatdirektiv vilket innebär ett strikt skydd där arten och dess livsmiljöer ska bevaras. Arten förekommer i alla typer av glesare skogar men föredrar framförallt lövskog. Den födosöker inne bland träden och man hittar den i trädbärande beteshagar, i kantzoner mellan skog och odlingsmark, i närheten av vatten och i bymiljöer. Den undviker stora sammanhängande öppna miljöer såsom åkrar och hyggen. Skogsbruksåtgärder som leder till minskad förekomst av äldre, gles skog och då särskilt tillgång på hålträd och träd med löst sittande bark kan leda till brist på koloniplatser och viloplatser (SLU Artdatabanken, 2024; Skogsstyrelsen, 2016).</w:t>
       </w:r>
     </w:p>
     <w:p>
@@ -491,7 +542,7 @@
         <w:rPr>
           <w:i/>
         </w:rPr>
-        <w:t>I det avverkningsanmälda skogsområdet har 10 naturvårdsarter varav 4 rödlistade arter sina livsmiljöer och växtplatser.</w:t>
+        <w:t>I det avverkningsanmälda skogsområdet har 13 naturvårdsarter varav 6 rödlistade arter sina livsmiljöer och växtplatser.</w:t>
       </w:r>
     </w:p>
     <w:p>
@@ -696,27 +747,40 @@
         <w:pStyle w:val="Heading1"/>
       </w:pPr>
       <w:r>
-        <w:t>Talltita – ekologi samt krav på livsmiljön</w:t>
+        <w:t>Brunlångöra – ekologi samt krav på livsmiljön</w:t>
       </w:r>
     </w:p>
     <w:p>
       <w:r>
-        <w:t>Talltita är rödlistad som NT, fridlyst och prioriterad art i Skogsvårdslagen. Den omfattas av EU:s fågeldirektiv. Arten har minskat kraftigt de senaste 30 åren och minskningstakten innevarande 10-årsperiod beräknas till 20 (10–30) % (SLU Artdatabanken, 2022).</w:t>
+        <w:t>Brunlångöra (NT, §4a) omfattas av bilaga 4 EU:s art- och habitatdirektiv vilket innebär ett strikt skydd för arten och dess livsmiljöer. Den har minskat med 17,5 (5–30) % under de senaste 21 åren och minskningstakten för den svenska populationen bedöms vara nära gränsvärdet för Sårbar (VU). (A2bc) (SLU Artdatabanken, 2024).</w:t>
       </w:r>
     </w:p>
     <w:p>
       <w:r>
-        <w:t>Talltita föredrar större sammanhängande barrskogar, och finns såväl i tallskog som granskog och i lövblandad barrskog. Skogens struktur är viktig och ska helst vara flerskiktad med riklig underväxt av mindre granar, björk och andra lövträd och buskar. Tillgång på murknande högstubbar är särskilt viktig, eftersom talltitan helst själv hackar ut sitt bohål (SLU Artdatabanken, 2022).</w:t>
+        <w:t>Brunlångöra förekommer framförallt inne i relativt tät skog men födosöker också runt hus, i parker, trädgårdar och hagar. Arten har ett mycket karakteristiskt jaktbeteende då den flyger tätt intill vegetationen så som träd och buskar eller lågt över marken där den plockar insekter och spindlar direkt från blad, grenar och grässtrån. Arten kan till och med ryttla, stå stilla i luften med fladdrande vingar. Kolonierna finns ofta i stora byggnader som kyrkor, lador och magasin. Arten påverkas negativt av belysning, och en kraftig minskning har observerats på ett antal koloniplatser i södra Sverige (SLU Artdatabanken, 2024).</w:t>
       </w:r>
     </w:p>
     <w:p>
       <w:r>
-        <w:t>Det finns flera studier som visar att talltita är känslig för gallring och inte överlever när dess livsmiljö kalavverkas (Eggers and Low, 2014; Griesser et al., 2007; Klein, 2020). Talltitans revir är förhållandevis stora, 10–20 hektar och arten missgynnas när skogen fragmenteras. Kalavverkning av större delar av reviret innebär att det överges (Artdatabanken, 2021).</w:t>
-      </w:r>
-    </w:p>
-    <w:p>
-      <w:r>
-        <w:t>Talltitan är synnerligen trogen sitt revir så länge paret lever och biotopen förblir intakt. Paret stannar i sitt revir året om. En förlust av ett revir har därför en stor inverkan på den lokala populationen och trakthyggesbruket anses vara orsak till den svenska populationens kraftiga minskning. Talltiteparets revirtrohet innebär att närhelst under året man observerar en adult talltita så ingår denna plats i reviret (Siffczyk et al., 2003; Ekman, 1979).</w:t>
+        <w:t xml:space="preserve">Den viktigaste faktorn för om fladdermössen ska kunna leva i ett område är tillgången på föda i form av nattaktiva insekter. Ett bra hemområde måste erbjuda god födotillgång under hela aktivitetsperioden. Åtgärder som bevarar och gynnar en hög insektsproduktion är därför centrala. I ett varierat landskap med hög andel äldre lövträd, småvatten, sumpskogar, öppna våtmarker, ängar och betesmarker avlöser olika insektsgrupper varandra vilket gör att det hela tiden finns tillräckligt med föda. Brunlångöra är typisk art för </w:t>
+      </w:r>
+      <w:r>
+        <w:rPr>
+          <w:i/>
+        </w:rPr>
+        <w:t>8310 Grottor</w:t>
+      </w:r>
+      <w:r>
+        <w:t xml:space="preserve"> och </w:t>
+      </w:r>
+      <w:r>
+        <w:rPr>
+          <w:i/>
+        </w:rPr>
+        <w:t>8330 Havsgrottor</w:t>
+      </w:r>
+      <w:r>
+        <w:t xml:space="preserve"> (SLU Artdatabanken, 2024).</w:t>
       </w:r>
     </w:p>
     <w:p>
@@ -724,6 +788,115 @@
         <w:pStyle w:val="Heading2"/>
       </w:pPr>
       <w:r>
+        <w:t>Referenser – brunlångöra</w:t>
+      </w:r>
+    </w:p>
+    <w:p>
+      <w:r>
+        <w:t>SLU Artdatabanken, 2024.</w:t>
+      </w:r>
+      <w:r>
+        <w:rPr>
+          <w:i/>
+        </w:rPr>
+        <w:t xml:space="preserve"> Artfakta: brunlångöra (Plecotus auritus). </w:t>
+      </w:r>
+      <w:r>
+        <w:t>https://artfakta.se/taxa/206002</w:t>
+      </w:r>
+    </w:p>
+    <w:p>
+      <w:pPr>
+        <w:pStyle w:val="Heading1"/>
+      </w:pPr>
+      <w:r>
+        <w:t>Nordfladdermus – ekologi samt krav på livsmiljön</w:t>
+      </w:r>
+    </w:p>
+    <w:p>
+      <w:r>
+        <w:t>Nordfladdermus (NT, §4a) omfattas av bilaga 4 EU:s art- och habitatdirektiv vilket innebär ett strikt skydd för arten och dess livsmiljöer. Arten har minskat med 27,5 (5–50) % under de senaste 21 åren och minskningstakten för den svenska populationen bedöms vara nära gränsvärdet för Sårbar (VU). (A2bc) (SLU Artdatabanken, 2024).</w:t>
+      </w:r>
+    </w:p>
+    <w:p>
+      <w:r>
+        <w:t>Nordfladdermus föredrar variationsrik skog med förekomst av sjöar, vattendrag och våtmarker och hittas framförallt i halvöppna miljöer som trädbärande beteshagar och i kantzoner mellan skog och odlingsmark. Den undviker stora öppna områden som stora hyggen och större sammanhängande planteringar vilket minskar längden bryn och landskapets heterogenitet och därmed födotillgången och mängden lämpliga jaktplatser. Skogsbruksåtgärder som leder till minskad förekomst av äldre, gles skog och då särskilt tillgång på hålträd och träd med löst sittande bark kan leda till brist på koloniplatser och viloplatser (SLU Artdatabanken, 2024; Skogsstyrelsen, 2016).</w:t>
+      </w:r>
+    </w:p>
+    <w:p>
+      <w:r>
+        <w:t>Fladdermöss är beroende av hänsyn på landskapsnivå och det är viktigt att alla typer av vatten och våtmarker samt fuktiga skogspartier återställs och bevaras. Sväm- och sumpskog ska alltid sparas, och äldre lövmiljöer bör alltid sparas för födosök, koloniplatser och viloplatser. Utöver kantzoner mot vatten och våtmarker bör tillräckligt breda skyddszoner av uppväxt skog sparas för att skapa och bevara vindskyddade födosöksmiljöer. Genom att binda samman befintliga skogsbestånd med korridorer av uppvuxen skog skapas ett fladdermusvänligt landskap (SLU Artdatabanken, 2024; Skogsstyrelsen, 2016).</w:t>
+      </w:r>
+    </w:p>
+    <w:p>
+      <w:pPr>
+        <w:pStyle w:val="Heading2"/>
+      </w:pPr>
+      <w:r>
+        <w:t>Referenser – nordfladdermus</w:t>
+      </w:r>
+    </w:p>
+    <w:p>
+      <w:r>
+        <w:t xml:space="preserve">Skogsstyrelsen, 2016. </w:t>
+      </w:r>
+      <w:r>
+        <w:rPr>
+          <w:i/>
+        </w:rPr>
+        <w:t xml:space="preserve">Vägledning för hänsyn till nordfladdermus. </w:t>
+      </w:r>
+      <w:r>
+        <w:t>Vägledningar och kunskapsstöd artskydd - Skogsstyrelsen</w:t>
+      </w:r>
+    </w:p>
+    <w:p>
+      <w:r>
+        <w:t>SLU Artdatabanken, 2024.</w:t>
+      </w:r>
+      <w:r>
+        <w:rPr>
+          <w:i/>
+        </w:rPr>
+        <w:t xml:space="preserve">  Artfakta: nordfladdermus (Eptesicus nilssonii). </w:t>
+      </w:r>
+      <w:r>
+        <w:t>https://artfakta.se/taxa/205998</w:t>
+      </w:r>
+    </w:p>
+    <w:p>
+      <w:pPr>
+        <w:pStyle w:val="Heading1"/>
+      </w:pPr>
+      <w:r>
+        <w:t>Talltita – ekologi samt krav på livsmiljön</w:t>
+      </w:r>
+    </w:p>
+    <w:p>
+      <w:r>
+        <w:t>Talltita är rödlistad som NT, fridlyst och prioriterad art i Skogsvårdslagen. Den omfattas av EU:s fågeldirektiv. Arten har minskat kraftigt de senaste 30 åren och minskningstakten innevarande 10-årsperiod beräknas till 20 (10–30) % (SLU Artdatabanken, 2022).</w:t>
+      </w:r>
+    </w:p>
+    <w:p>
+      <w:r>
+        <w:t>Talltita föredrar större sammanhängande barrskogar, och finns såväl i tallskog som granskog och i lövblandad barrskog. Skogens struktur är viktig och ska helst vara flerskiktad med riklig underväxt av mindre granar, björk och andra lövträd och buskar. Tillgång på murknande högstubbar är särskilt viktig, eftersom talltitan helst själv hackar ut sitt bohål (SLU Artdatabanken, 2022).</w:t>
+      </w:r>
+    </w:p>
+    <w:p>
+      <w:r>
+        <w:t>Det finns flera studier som visar att talltita är känslig för gallring och inte överlever när dess livsmiljö kalavverkas (Eggers and Low, 2014; Griesser et al., 2007; Klein, 2020). Talltitans revir är förhållandevis stora, 10–20 hektar och arten missgynnas när skogen fragmenteras. Kalavverkning av större delar av reviret innebär att det överges (Artdatabanken, 2021).</w:t>
+      </w:r>
+    </w:p>
+    <w:p>
+      <w:r>
+        <w:t>Talltitan är synnerligen trogen sitt revir så länge paret lever och biotopen förblir intakt. Paret stannar i sitt revir året om. En förlust av ett revir har därför en stor inverkan på den lokala populationen och trakthyggesbruket anses vara orsak till den svenska populationens kraftiga minskning. Talltiteparets revirtrohet innebär att närhelst under året man observerar en adult talltita så ingår denna plats i reviret (Siffczyk et al., 2003; Ekman, 1979).</w:t>
+      </w:r>
+    </w:p>
+    <w:p>
+      <w:pPr>
+        <w:pStyle w:val="Heading2"/>
+      </w:pPr>
+      <w:r>
         <w:t>Referenser – talltita</w:t>
       </w:r>
     </w:p>
@@ -809,6 +982,60 @@
       </w:r>
       <w:r>
         <w:t>SLU Artdatabanken, Uppsala</w:t>
+      </w:r>
+    </w:p>
+    <w:p>
+      <w:pPr>
+        <w:pStyle w:val="Heading1"/>
+      </w:pPr>
+      <w:r>
+        <w:t>Dvärgpipistrell – ekologi samt krav på livsmiljön</w:t>
+      </w:r>
+    </w:p>
+    <w:p>
+      <w:r>
+        <w:t>Dvärgpipistrell (§4a) omfattas av bilaga 4 EU:s art- och habitatdirektiv vilket innebär ett strikt skydd för arten och dess livsmiljöer. Arten förekommer i alla typer av glesare skogar men föredrar framförallt lövskog. Den födosöker inne bland träden och man hittar den i trädbärande beteshagar, i kantzoner mellan skog och odlingsmark, i närheten av vatten och i bymiljöer. Den undviker stora sammanhängande öppna miljöer såsom åkrar och hyggen. Skogsbruksåtgärder som leder till minskad förekomst av äldre, gles skog och då särskilt tillgång på hålträd och träd med löst sittande bark kan leda till brist på koloniplatser och viloplatser (SLU Artdatabanken, 2024; Skogsstyrelsen, 2016).</w:t>
+      </w:r>
+    </w:p>
+    <w:p>
+      <w:r>
+        <w:t>Fladdermöss är beroende av hänsyn på landskapsnivå och det är viktigt att alla typer av vatten och våtmarker samt fuktiga skogspartier återställs och bevaras. Sväm- och sumpskog ska alltid sparas, och äldre lövmiljöer bör alltid sparas för födosök, koloniplatser och viloplatser. Utöver kantzoner mot vatten och våtmarker bör tillräckligt breda skyddszoner av uppväxt skog sparas för att skapa och bevara vindskyddade födosöksmiljöer. Genom att binda samman befintliga skogsbestånd med korridorer av uppvuxen skog skapas ett fladdermusvänligt landskap (SLU Artdatabanken, 2024; Skogsstyrelsen, 2016).</w:t>
+      </w:r>
+    </w:p>
+    <w:p>
+      <w:pPr>
+        <w:pStyle w:val="Heading2"/>
+      </w:pPr>
+      <w:r>
+        <w:t>Referenser – dvärgpipistrell</w:t>
+      </w:r>
+    </w:p>
+    <w:p>
+      <w:r>
+        <w:t xml:space="preserve">Skogsstyrelsen, 2016. </w:t>
+      </w:r>
+      <w:r>
+        <w:rPr>
+          <w:i/>
+        </w:rPr>
+        <w:t xml:space="preserve">Vägledning för hänsyn till pipistrell. </w:t>
+      </w:r>
+      <w:r>
+        <w:t>Vägledningar och kunskapsstöd artskydd - Skogsstyrelsen</w:t>
+      </w:r>
+    </w:p>
+    <w:p>
+      <w:r>
+        <w:t>SLU Artdatabanken, 2024.</w:t>
+      </w:r>
+      <w:r>
+        <w:rPr>
+          <w:i/>
+        </w:rPr>
+        <w:t xml:space="preserve">  Artfakta: dvärgpipistrell (Pipistrellus pygmaeus). </w:t>
+      </w:r>
+      <w:r>
+        <w:t>https://artfakta.se/taxa/205995</w:t>
       </w:r>
     </w:p>
     <w:sectPr>
@@ -939,7 +1166,7 @@
     <w:r>
       <w:tab/>
       <w:tab/>
-      <w:t>2026-08-14</w:t>
+      <w:t>2026-08-15</w:t>
       <w:br/>
       <w:br/>
     </w:r>

--- a/klagomål/A 31059-2026 FSC-klagomål.docx
+++ b/klagomål/A 31059-2026 FSC-klagomål.docx
@@ -1166,7 +1166,7 @@
     <w:r>
       <w:tab/>
       <w:tab/>
-      <w:t>2026-08-15</w:t>
+      <w:t>2026-08-16</w:t>
       <w:br/>
       <w:br/>
     </w:r>

--- a/klagomål/A 31059-2026 FSC-klagomål.docx
+++ b/klagomål/A 31059-2026 FSC-klagomål.docx
@@ -1166,7 +1166,7 @@
     <w:r>
       <w:tab/>
       <w:tab/>
-      <w:t>2026-08-16</w:t>
+      <w:t>2026-08-17</w:t>
       <w:br/>
       <w:br/>
     </w:r>

--- a/klagomål/A 31059-2026 FSC-klagomål.docx
+++ b/klagomål/A 31059-2026 FSC-klagomål.docx
@@ -1166,7 +1166,7 @@
     <w:r>
       <w:tab/>
       <w:tab/>
-      <w:t>2026-08-17</w:t>
+      <w:t>2026-08-18</w:t>
       <w:br/>
       <w:br/>
     </w:r>

--- a/klagomål/A 31059-2026 FSC-klagomål.docx
+++ b/klagomål/A 31059-2026 FSC-klagomål.docx
@@ -1166,7 +1166,7 @@
     <w:r>
       <w:tab/>
       <w:tab/>
-      <w:t>2026-08-18</w:t>
+      <w:t>2026-08-19</w:t>
       <w:br/>
       <w:br/>
     </w:r>

--- a/klagomål/A 31059-2026 FSC-klagomål.docx
+++ b/klagomål/A 31059-2026 FSC-klagomål.docx
@@ -1166,7 +1166,7 @@
     <w:r>
       <w:tab/>
       <w:tab/>
-      <w:t>2026-08-19</w:t>
+      <w:t>2026-08-20</w:t>
       <w:br/>
       <w:br/>
     </w:r>

--- a/klagomål/A 31059-2026 FSC-klagomål.docx
+++ b/klagomål/A 31059-2026 FSC-klagomål.docx
@@ -1166,7 +1166,7 @@
     <w:r>
       <w:tab/>
       <w:tab/>
-      <w:t>2026-08-20</w:t>
+      <w:t>2026-08-21</w:t>
       <w:br/>
       <w:br/>
     </w:r>

--- a/klagomål/A 31059-2026 FSC-klagomål.docx
+++ b/klagomål/A 31059-2026 FSC-klagomål.docx
@@ -1166,7 +1166,7 @@
     <w:r>
       <w:tab/>
       <w:tab/>
-      <w:t>2026-08-21</w:t>
+      <w:t>2026-08-22</w:t>
       <w:br/>
       <w:br/>
     </w:r>

--- a/klagomål/A 31059-2026 FSC-klagomål.docx
+++ b/klagomål/A 31059-2026 FSC-klagomål.docx
@@ -1166,7 +1166,7 @@
     <w:r>
       <w:tab/>
       <w:tab/>
-      <w:t>2026-08-22</w:t>
+      <w:t>2026-08-23</w:t>
       <w:br/>
       <w:br/>
     </w:r>

--- a/klagomål/A 31059-2026 FSC-klagomål.docx
+++ b/klagomål/A 31059-2026 FSC-klagomål.docx
@@ -1166,7 +1166,7 @@
     <w:r>
       <w:tab/>
       <w:tab/>
-      <w:t>2026-08-23</w:t>
+      <w:t>2026-08-24</w:t>
       <w:br/>
       <w:br/>
     </w:r>

--- a/klagomål/A 31059-2026 FSC-klagomål.docx
+++ b/klagomål/A 31059-2026 FSC-klagomål.docx
@@ -1166,7 +1166,7 @@
     <w:r>
       <w:tab/>
       <w:tab/>
-      <w:t>2026-08-24</w:t>
+      <w:t>2026-08-25</w:t>
       <w:br/>
       <w:br/>
     </w:r>

--- a/klagomål/A 31059-2026 FSC-klagomål.docx
+++ b/klagomål/A 31059-2026 FSC-klagomål.docx
@@ -1166,7 +1166,7 @@
     <w:r>
       <w:tab/>
       <w:tab/>
-      <w:t>2026-08-25</w:t>
+      <w:t>2026-08-26</w:t>
       <w:br/>
       <w:br/>
     </w:r>

--- a/klagomål/A 31059-2026 FSC-klagomål.docx
+++ b/klagomål/A 31059-2026 FSC-klagomål.docx
@@ -1166,7 +1166,7 @@
     <w:r>
       <w:tab/>
       <w:tab/>
-      <w:t>2026-08-26</w:t>
+      <w:t>2026-08-27</w:t>
       <w:br/>
       <w:br/>
     </w:r>

--- a/klagomål/A 31059-2026 FSC-klagomål.docx
+++ b/klagomål/A 31059-2026 FSC-klagomål.docx
@@ -1166,7 +1166,7 @@
     <w:r>
       <w:tab/>
       <w:tab/>
-      <w:t>2026-08-27</w:t>
+      <w:t>2026-08-28</w:t>
       <w:br/>
       <w:br/>
     </w:r>

--- a/klagomål/A 31059-2026 FSC-klagomål.docx
+++ b/klagomål/A 31059-2026 FSC-klagomål.docx
@@ -1166,7 +1166,7 @@
     <w:r>
       <w:tab/>
       <w:tab/>
-      <w:t>2026-08-28</w:t>
+      <w:t>2026-08-29</w:t>
       <w:br/>
       <w:br/>
     </w:r>

--- a/klagomål/A 31059-2026 FSC-klagomål.docx
+++ b/klagomål/A 31059-2026 FSC-klagomål.docx
@@ -1166,7 +1166,7 @@
     <w:r>
       <w:tab/>
       <w:tab/>
-      <w:t>2026-08-29</w:t>
+      <w:t>2026-08-31</w:t>
       <w:br/>
       <w:br/>
     </w:r>

--- a/klagomål/A 31059-2026 FSC-klagomål.docx
+++ b/klagomål/A 31059-2026 FSC-klagomål.docx
@@ -1166,7 +1166,7 @@
     <w:r>
       <w:tab/>
       <w:tab/>
-      <w:t>2026-08-31</w:t>
+      <w:t>2026-09-01</w:t>
       <w:br/>
       <w:br/>
     </w:r>

--- a/klagomål/A 31059-2026 FSC-klagomål.docx
+++ b/klagomål/A 31059-2026 FSC-klagomål.docx
@@ -1166,7 +1166,7 @@
     <w:r>
       <w:tab/>
       <w:tab/>
-      <w:t>2026-09-01</w:t>
+      <w:t>2026-09-02</w:t>
       <w:br/>
       <w:br/>
     </w:r>

--- a/klagomål/A 31059-2026 FSC-klagomål.docx
+++ b/klagomål/A 31059-2026 FSC-klagomål.docx
@@ -1166,7 +1166,7 @@
     <w:r>
       <w:tab/>
       <w:tab/>
-      <w:t>2026-09-02</w:t>
+      <w:t>2026-09-03</w:t>
       <w:br/>
       <w:br/>
     </w:r>

--- a/klagomål/A 31059-2026 FSC-klagomål.docx
+++ b/klagomål/A 31059-2026 FSC-klagomål.docx
@@ -1166,7 +1166,7 @@
     <w:r>
       <w:tab/>
       <w:tab/>
-      <w:t>2026-09-03</w:t>
+      <w:t>2026-09-04</w:t>
       <w:br/>
       <w:br/>
     </w:r>

--- a/klagomål/A 31059-2026 FSC-klagomål.docx
+++ b/klagomål/A 31059-2026 FSC-klagomål.docx
@@ -1166,7 +1166,7 @@
     <w:r>
       <w:tab/>
       <w:tab/>
-      <w:t>2026-09-04</w:t>
+      <w:t>2026-09-05</w:t>
       <w:br/>
       <w:br/>
     </w:r>

--- a/klagomål/A 31059-2026 FSC-klagomål.docx
+++ b/klagomål/A 31059-2026 FSC-klagomål.docx
@@ -1166,7 +1166,7 @@
     <w:r>
       <w:tab/>
       <w:tab/>
-      <w:t>2026-09-05</w:t>
+      <w:t>2026-09-06</w:t>
       <w:br/>
       <w:br/>
     </w:r>

--- a/klagomål/A 31059-2026 FSC-klagomål.docx
+++ b/klagomål/A 31059-2026 FSC-klagomål.docx
@@ -1166,7 +1166,7 @@
     <w:r>
       <w:tab/>
       <w:tab/>
-      <w:t>2026-09-06</w:t>
+      <w:t>2026-09-07</w:t>
       <w:br/>
       <w:br/>
     </w:r>

--- a/klagomål/A 31059-2026 FSC-klagomål.docx
+++ b/klagomål/A 31059-2026 FSC-klagomål.docx
@@ -1166,7 +1166,7 @@
     <w:r>
       <w:tab/>
       <w:tab/>
-      <w:t>2026-09-07</w:t>
+      <w:t>2026-09-08</w:t>
       <w:br/>
       <w:br/>
     </w:r>

--- a/klagomål/A 31059-2026 FSC-klagomål.docx
+++ b/klagomål/A 31059-2026 FSC-klagomål.docx
@@ -1166,7 +1166,7 @@
     <w:r>
       <w:tab/>
       <w:tab/>
-      <w:t>2026-09-08</w:t>
+      <w:t>2026-09-09</w:t>
       <w:br/>
       <w:br/>
     </w:r>

--- a/klagomål/A 31059-2026 FSC-klagomål.docx
+++ b/klagomål/A 31059-2026 FSC-klagomål.docx
@@ -1166,7 +1166,7 @@
     <w:r>
       <w:tab/>
       <w:tab/>
-      <w:t>2026-09-09</w:t>
+      <w:t>2026-09-10</w:t>
       <w:br/>
       <w:br/>
     </w:r>

--- a/klagomål/A 31059-2026 FSC-klagomål.docx
+++ b/klagomål/A 31059-2026 FSC-klagomål.docx
@@ -1166,7 +1166,7 @@
     <w:r>
       <w:tab/>
       <w:tab/>
-      <w:t>2026-09-10</w:t>
+      <w:t>2026-09-11</w:t>
       <w:br/>
       <w:br/>
     </w:r>

--- a/klagomål/A 31059-2026 FSC-klagomål.docx
+++ b/klagomål/A 31059-2026 FSC-klagomål.docx
@@ -1166,7 +1166,7 @@
     <w:r>
       <w:tab/>
       <w:tab/>
-      <w:t>2026-09-11</w:t>
+      <w:t>2026-09-12</w:t>
       <w:br/>
       <w:br/>
     </w:r>

--- a/klagomål/A 31059-2026 FSC-klagomål.docx
+++ b/klagomål/A 31059-2026 FSC-klagomål.docx
@@ -1166,7 +1166,7 @@
     <w:r>
       <w:tab/>
       <w:tab/>
-      <w:t>2026-09-12</w:t>
+      <w:t>2026-09-13</w:t>
       <w:br/>
       <w:br/>
     </w:r>
